--- a/skills/conectar-docx-format-applier/assets/vf3_blank_template.docx
+++ b/skills/conectar-docx-format-applier/assets/vf3_blank_template.docx
@@ -50,8 +50,8 @@
     <w:pPr>
       <w:pStyle w:val="Footer"/>
       <w:tabs>
-        <w:tab w:val="center" w:pos="4535"/>
-        <w:tab w:val="right" w:pos="9071"/>
+        <w:tab w:val="center" w:pos="4982"/>
+        <w:tab w:val="right" w:pos="9964"/>
       </w:tabs>
       <w:rPr>
         <w:lang w:val="es-ES"/>

--- a/skills/conectar-docx-format-applier/assets/vf3_blank_template.docx
+++ b/skills/conectar-docx-format-applier/assets/vf3_blank_template.docx
@@ -53,6 +53,7 @@
         <w:tab w:val="center" w:pos="4982"/>
         <w:tab w:val="right" w:pos="9964"/>
       </w:tabs>
+      <w:jc w:val="center"/>
       <w:rPr>
         <w:lang w:val="es-ES"/>
       </w:rPr>
